--- a/order_to_start_ src-proposed.docx
+++ b/order_to_start_ src-proposed.docx
@@ -66,51 +66,7 @@
           <w:sz w:val="22"/>
           <w:shd w:fill="auto" w:val="clear"/>
         </w:rPr>
-        <w:t xml:space="preserve">python "</w:t>
-      </w:r>
-      <w:r>
-        <w:rPr>
-          <w:rFonts w:ascii="Calibri" w:hAnsi="Calibri" w:cs="Calibri" w:eastAsia="Calibri"/>
-          <w:color w:val="auto"/>
-          <w:spacing w:val="0"/>
-          <w:position w:val="0"/>
-          <w:sz w:val="22"/>
-          <w:shd w:fill="auto" w:val="clear"/>
-        </w:rPr>
-        <w:t xml:space="preserve">D:\Mohamed Morsi</w:t>
-      </w:r>
-      <w:r>
-        <w:rPr>
-          <w:rFonts w:ascii="Calibri" w:hAnsi="Calibri" w:cs="Calibri" w:eastAsia="Calibri"/>
-          <w:color w:val="auto"/>
-          <w:spacing w:val="0"/>
-          <w:position w:val="0"/>
-          <w:sz w:val="22"/>
-          <w:shd w:fill="auto" w:val="clear"/>
-        </w:rPr>
-        <w:t xml:space="preserve">\src-Proposed\main.py" --dir_data "</w:t>
-      </w:r>
-      <w:r>
-        <w:rPr>
-          <w:rFonts w:ascii="Calibri" w:hAnsi="Calibri" w:cs="Calibri" w:eastAsia="Calibri"/>
-          <w:color w:val="auto"/>
-          <w:spacing w:val="0"/>
-          <w:position w:val="0"/>
-          <w:sz w:val="22"/>
-          <w:shd w:fill="auto" w:val="clear"/>
-        </w:rPr>
-        <w:t xml:space="preserve">D:\Mohamed Morsi</w:t>
-      </w:r>
-      <w:r>
-        <w:rPr>
-          <w:rFonts w:ascii="Calibri" w:hAnsi="Calibri" w:cs="Calibri" w:eastAsia="Calibri"/>
-          <w:color w:val="auto"/>
-          <w:spacing w:val="0"/>
-          <w:position w:val="0"/>
-          <w:sz w:val="22"/>
-          <w:shd w:fill="auto" w:val="clear"/>
-        </w:rPr>
-        <w:t xml:space="preserve">\DATA"  --n_GPUs 1 --rgb_range 1  --save_models --lr 2e-4  --epochs 225 --save_results --n_resblocks 32 --n_feats 96 --res_scale 0.1 --batch_size 8  --model dhtcun --scale 8 --patch_size 384 --save DHTCUN_x8_mod1-divk5+2+++ --data_train DIV2K  --data_test DIV2K --data_range 1-800/896-900  --betas 0.9 0.99 --loss 1*Charbonnier --decay_type cosine  --lr_min 2e-5 --optimizer ADAMW --weight_decay 1e-4  --resume -1 --load DHTCUN_x8_mod1-divk5+2+++ --loss 1*L1+0.05*FFT+1*Charbonnier+0.05*FFT  --n_threads 4 --test_every 1000  --chop --weight_decay 0  --seed  1  --ema --ema_decay 0.999   --decay 200-400-600-800</w:t>
+        <w:t xml:space="preserve">python "D:\Mohamed Morsi\src-Proposed\main.py" --dir_data "D:\Mohamed Morsi\DATA"  --n_GPUs 1 --rgb_range 1  --save_models --lr 2e-4  --epochs 225 --save_results --n_resblocks 32 --n_feats 96 --res_scale 0.1 --batch_size 8  --model dhtcun --scale 8 --patch_size 384 --save DHTCUN_x8_mod1-divk5+2+++ --data_train DIV2K  --data_test DIV2K --data_range 1-800/896-900  --betas 0.9 0.99 --loss 1*Charbonnier --decay_type cosine  --lr_min 2e-5 --optimizer ADAMW --weight_decay 1e-4  --resume -1 --load DHTCUN_x8_mod1-divk5+2+++ --loss 1*L1+0.05*FFT+1*Charbonnier+0.05*FFT  --n_threads 4 --test_every 1000  --chop --weight_decay 0  --seed  1  --ema --ema_decay 0.999   --decay 200-400-600-800</w:t>
       </w:r>
     </w:p>
     <w:p>
@@ -241,51 +197,7 @@
           <w:sz w:val="22"/>
           <w:shd w:fill="auto" w:val="clear"/>
         </w:rPr>
-        <w:t xml:space="preserve">python "</w:t>
-      </w:r>
-      <w:r>
-        <w:rPr>
-          <w:rFonts w:ascii="Calibri" w:hAnsi="Calibri" w:cs="Calibri" w:eastAsia="Calibri"/>
-          <w:color w:val="auto"/>
-          <w:spacing w:val="0"/>
-          <w:position w:val="0"/>
-          <w:sz w:val="22"/>
-          <w:shd w:fill="auto" w:val="clear"/>
-        </w:rPr>
-        <w:t xml:space="preserve">D:\Mohamed Morsi\src-Proposed</w:t>
-      </w:r>
-      <w:r>
-        <w:rPr>
-          <w:rFonts w:ascii="Calibri" w:hAnsi="Calibri" w:cs="Calibri" w:eastAsia="Calibri"/>
-          <w:color w:val="auto"/>
-          <w:spacing w:val="0"/>
-          <w:position w:val="0"/>
-          <w:sz w:val="22"/>
-          <w:shd w:fill="auto" w:val="clear"/>
-        </w:rPr>
-        <w:t xml:space="preserve">\main.py" --dir_data "</w:t>
-      </w:r>
-      <w:r>
-        <w:rPr>
-          <w:rFonts w:ascii="Calibri" w:hAnsi="Calibri" w:cs="Calibri" w:eastAsia="Calibri"/>
-          <w:color w:val="auto"/>
-          <w:spacing w:val="0"/>
-          <w:position w:val="0"/>
-          <w:sz w:val="22"/>
-          <w:shd w:fill="auto" w:val="clear"/>
-        </w:rPr>
-        <w:t xml:space="preserve">D:\Mohamed Morsi</w:t>
-      </w:r>
-      <w:r>
-        <w:rPr>
-          <w:rFonts w:ascii="Calibri" w:hAnsi="Calibri" w:cs="Calibri" w:eastAsia="Calibri"/>
-          <w:color w:val="auto"/>
-          <w:spacing w:val="0"/>
-          <w:position w:val="0"/>
-          <w:sz w:val="22"/>
-          <w:shd w:fill="auto" w:val="clear"/>
-        </w:rPr>
-        <w:t xml:space="preserve">\DATA" --model dhtcun --scale 8 --rgb_range 1 --n_resblocks 32 --n_feats 96 --res_scale 0.1 --save_results --data_test Set5  --test_only --pre_train "D:\Mohamed Morsi PhD- P2\Ph.D Server\Ph.D\Image Processing\DHTCUN-main\src - Proposed\experiment\DHTCUN_x8_mod1-divk5+2+++\model\model_best.pt" --n_GPUs 1 --chop</w:t>
+        <w:t xml:space="preserve">python "D:\Mohamed Morsi\src-Proposed\main.py" --dir_data "D:\Mohamed Morsi\DATA" --model dhtcun --scale 8 --rgb_range 1 --n_resblocks 32 --n_feats 96 --res_scale 0.1 --save_results --data_test Set5  --test_only --pre_train "D:\Mohamed Morsi PhD- P2\Ph.D Server\Ph.D\Image Processing\DHTCUN-main\src - Proposed\experiment\DHTCUN_x8_mod1-divk5+2+++\model\model_best.pt" --n_GPUs 1 --chop</w:t>
       </w:r>
     </w:p>
     <w:p>
@@ -328,6 +240,446 @@
           <w:shd w:fill="auto" w:val="clear"/>
         </w:rPr>
       </w:pPr>
+    </w:p>
+    <w:p>
+      <w:pPr>
+        <w:spacing w:before="0" w:after="160" w:line="259"/>
+        <w:ind w:right="0" w:left="0" w:firstLine="0"/>
+        <w:jc w:val="left"/>
+        <w:rPr>
+          <w:rFonts w:ascii="Calibri" w:hAnsi="Calibri" w:cs="Calibri" w:eastAsia="Calibri"/>
+          <w:color w:val="auto"/>
+          <w:spacing w:val="0"/>
+          <w:position w:val="0"/>
+          <w:sz w:val="22"/>
+          <w:shd w:fill="auto" w:val="clear"/>
+        </w:rPr>
+      </w:pPr>
+    </w:p>
+    <w:p>
+      <w:pPr>
+        <w:spacing w:before="0" w:after="160" w:line="259"/>
+        <w:ind w:right="0" w:left="0" w:firstLine="0"/>
+        <w:jc w:val="left"/>
+        <w:rPr>
+          <w:rFonts w:ascii="Calibri" w:hAnsi="Calibri" w:cs="Calibri" w:eastAsia="Calibri"/>
+          <w:color w:val="auto"/>
+          <w:spacing w:val="0"/>
+          <w:position w:val="0"/>
+          <w:sz w:val="22"/>
+          <w:shd w:fill="auto" w:val="clear"/>
+        </w:rPr>
+      </w:pPr>
+      <w:r>
+        <w:rPr>
+          <w:rFonts w:ascii="Calibri" w:hAnsi="Calibri" w:cs="Calibri" w:eastAsia="Calibri"/>
+          <w:color w:val="auto"/>
+          <w:spacing w:val="0"/>
+          <w:position w:val="0"/>
+          <w:sz w:val="22"/>
+          <w:shd w:fill="auto" w:val="clear"/>
+        </w:rPr>
+        <w:t xml:space="preserve">python "D:\Mohamed Morsi\src\experiment\Wavlet_bestx4\import results +draw3_psnr-LOSS.py"</w:t>
+      </w:r>
+    </w:p>
+    <w:p>
+      <w:pPr>
+        <w:spacing w:before="0" w:after="160" w:line="259"/>
+        <w:ind w:right="0" w:left="0" w:firstLine="0"/>
+        <w:jc w:val="left"/>
+        <w:rPr>
+          <w:rFonts w:ascii="Calibri" w:hAnsi="Calibri" w:cs="Calibri" w:eastAsia="Calibri"/>
+          <w:color w:val="auto"/>
+          <w:spacing w:val="0"/>
+          <w:position w:val="0"/>
+          <w:sz w:val="22"/>
+          <w:shd w:fill="auto" w:val="clear"/>
+        </w:rPr>
+      </w:pPr>
+    </w:p>
+    <w:p>
+      <w:pPr>
+        <w:spacing w:before="0" w:after="160" w:line="259"/>
+        <w:ind w:right="0" w:left="0" w:firstLine="0"/>
+        <w:jc w:val="left"/>
+        <w:rPr>
+          <w:rFonts w:ascii="Calibri" w:hAnsi="Calibri" w:cs="Calibri" w:eastAsia="Calibri"/>
+          <w:color w:val="auto"/>
+          <w:spacing w:val="0"/>
+          <w:position w:val="0"/>
+          <w:sz w:val="22"/>
+          <w:shd w:fill="auto" w:val="clear"/>
+        </w:rPr>
+      </w:pPr>
+      <w:r>
+        <w:rPr>
+          <w:rFonts w:ascii="Calibri" w:hAnsi="Calibri" w:cs="Calibri" w:eastAsia="Calibri"/>
+          <w:color w:val="auto"/>
+          <w:spacing w:val="0"/>
+          <w:position w:val="0"/>
+          <w:sz w:val="22"/>
+          <w:shd w:fill="auto" w:val="clear"/>
+        </w:rPr>
+        <w:t xml:space="preserve">python "D:\Mohamed Morsi\src\experiment\DAT_bestx4\import results +draw3_psnr.py"</w:t>
+      </w:r>
+    </w:p>
+    <w:p>
+      <w:pPr>
+        <w:spacing w:before="0" w:after="160" w:line="259"/>
+        <w:ind w:right="0" w:left="0" w:firstLine="0"/>
+        <w:jc w:val="left"/>
+        <w:rPr>
+          <w:rFonts w:ascii="Calibri" w:hAnsi="Calibri" w:cs="Calibri" w:eastAsia="Calibri"/>
+          <w:color w:val="auto"/>
+          <w:spacing w:val="0"/>
+          <w:position w:val="0"/>
+          <w:sz w:val="22"/>
+          <w:shd w:fill="auto" w:val="clear"/>
+        </w:rPr>
+      </w:pPr>
+    </w:p>
+    <w:p>
+      <w:pPr>
+        <w:spacing w:before="0" w:after="160" w:line="259"/>
+        <w:ind w:right="0" w:left="0" w:firstLine="0"/>
+        <w:jc w:val="left"/>
+        <w:rPr>
+          <w:rFonts w:ascii="Calibri" w:hAnsi="Calibri" w:cs="Calibri" w:eastAsia="Calibri"/>
+          <w:color w:val="auto"/>
+          <w:spacing w:val="0"/>
+          <w:position w:val="0"/>
+          <w:sz w:val="22"/>
+          <w:shd w:fill="auto" w:val="clear"/>
+        </w:rPr>
+      </w:pPr>
+      <w:r>
+        <w:rPr>
+          <w:rFonts w:ascii="Calibri" w:hAnsi="Calibri" w:cs="Calibri" w:eastAsia="Calibri"/>
+          <w:color w:val="auto"/>
+          <w:spacing w:val="0"/>
+          <w:position w:val="0"/>
+          <w:sz w:val="22"/>
+          <w:shd w:fill="auto" w:val="clear"/>
+        </w:rPr>
+        <w:t xml:space="preserve">python  "D:\Mohamed Morsi\src\experiment\New folder\draw total curve.py"</w:t>
+      </w:r>
+    </w:p>
+    <w:p>
+      <w:pPr>
+        <w:spacing w:before="0" w:after="160" w:line="259"/>
+        <w:ind w:right="0" w:left="0" w:firstLine="0"/>
+        <w:jc w:val="left"/>
+        <w:rPr>
+          <w:rFonts w:ascii="Calibri" w:hAnsi="Calibri" w:cs="Calibri" w:eastAsia="Calibri"/>
+          <w:color w:val="auto"/>
+          <w:spacing w:val="0"/>
+          <w:position w:val="0"/>
+          <w:sz w:val="22"/>
+          <w:shd w:fill="auto" w:val="clear"/>
+        </w:rPr>
+      </w:pPr>
+    </w:p>
+    <w:p>
+      <w:pPr>
+        <w:spacing w:before="0" w:after="160" w:line="259"/>
+        <w:ind w:right="0" w:left="0" w:firstLine="0"/>
+        <w:jc w:val="left"/>
+        <w:rPr>
+          <w:rFonts w:ascii="Calibri" w:hAnsi="Calibri" w:cs="Calibri" w:eastAsia="Calibri"/>
+          <w:color w:val="auto"/>
+          <w:spacing w:val="0"/>
+          <w:position w:val="0"/>
+          <w:sz w:val="22"/>
+          <w:shd w:fill="auto" w:val="clear"/>
+        </w:rPr>
+      </w:pPr>
+    </w:p>
+    <w:p>
+      <w:pPr>
+        <w:spacing w:before="0" w:after="160" w:line="259"/>
+        <w:ind w:right="0" w:left="0" w:firstLine="0"/>
+        <w:jc w:val="left"/>
+        <w:rPr>
+          <w:rFonts w:ascii="Calibri" w:hAnsi="Calibri" w:cs="Calibri" w:eastAsia="Calibri"/>
+          <w:color w:val="auto"/>
+          <w:spacing w:val="0"/>
+          <w:position w:val="0"/>
+          <w:sz w:val="22"/>
+          <w:shd w:fill="auto" w:val="clear"/>
+        </w:rPr>
+      </w:pPr>
+      <w:r>
+        <w:rPr>
+          <w:rFonts w:ascii="Calibri" w:hAnsi="Calibri" w:cs="Calibri" w:eastAsia="Calibri"/>
+          <w:color w:val="auto"/>
+          <w:spacing w:val="0"/>
+          <w:position w:val="0"/>
+          <w:sz w:val="22"/>
+          <w:shd w:fill="auto" w:val="clear"/>
+        </w:rPr>
+        <w:t xml:space="preserve">python  "D:\Mohamed Morsi\src\experiment\DAT_bestx2\Collect\draw total curve _ 2 Variables.py"</w:t>
+      </w:r>
+    </w:p>
+    <w:p>
+      <w:pPr>
+        <w:spacing w:before="0" w:after="160" w:line="259"/>
+        <w:ind w:right="0" w:left="0" w:firstLine="0"/>
+        <w:jc w:val="left"/>
+        <w:rPr>
+          <w:rFonts w:ascii="Calibri" w:hAnsi="Calibri" w:cs="Calibri" w:eastAsia="Calibri"/>
+          <w:color w:val="auto"/>
+          <w:spacing w:val="0"/>
+          <w:position w:val="0"/>
+          <w:sz w:val="22"/>
+          <w:shd w:fill="auto" w:val="clear"/>
+        </w:rPr>
+      </w:pPr>
+    </w:p>
+    <w:p>
+      <w:pPr>
+        <w:spacing w:before="0" w:after="160" w:line="259"/>
+        <w:ind w:right="0" w:left="0" w:firstLine="0"/>
+        <w:jc w:val="left"/>
+        <w:rPr>
+          <w:rFonts w:ascii="Calibri" w:hAnsi="Calibri" w:cs="Calibri" w:eastAsia="Calibri"/>
+          <w:color w:val="auto"/>
+          <w:spacing w:val="0"/>
+          <w:position w:val="0"/>
+          <w:sz w:val="22"/>
+          <w:shd w:fill="auto" w:val="clear"/>
+        </w:rPr>
+      </w:pPr>
+      <w:r>
+        <w:rPr>
+          <w:rFonts w:ascii="Calibri" w:hAnsi="Calibri" w:cs="Calibri" w:eastAsia="Calibri"/>
+          <w:color w:val="auto"/>
+          <w:spacing w:val="0"/>
+          <w:position w:val="0"/>
+          <w:sz w:val="22"/>
+          <w:shd w:fill="auto" w:val="clear"/>
+        </w:rPr>
+        <w:t xml:space="preserve">python  "D:\Mohamed Morsi\src\experiment\New folder\make_qualitative_figure.py"</w:t>
+      </w:r>
+    </w:p>
+    <w:p>
+      <w:pPr>
+        <w:spacing w:before="0" w:after="160" w:line="259"/>
+        <w:ind w:right="0" w:left="0" w:firstLine="0"/>
+        <w:jc w:val="left"/>
+        <w:rPr>
+          <w:rFonts w:ascii="Calibri" w:hAnsi="Calibri" w:cs="Calibri" w:eastAsia="Calibri"/>
+          <w:color w:val="auto"/>
+          <w:spacing w:val="0"/>
+          <w:position w:val="0"/>
+          <w:sz w:val="22"/>
+          <w:shd w:fill="auto" w:val="clear"/>
+        </w:rPr>
+      </w:pPr>
+    </w:p>
+    <w:p>
+      <w:pPr>
+        <w:spacing w:before="0" w:after="160" w:line="259"/>
+        <w:ind w:right="0" w:left="0" w:firstLine="0"/>
+        <w:jc w:val="left"/>
+        <w:rPr>
+          <w:rFonts w:ascii="Calibri" w:hAnsi="Calibri" w:cs="Calibri" w:eastAsia="Calibri"/>
+          <w:color w:val="auto"/>
+          <w:spacing w:val="0"/>
+          <w:position w:val="0"/>
+          <w:sz w:val="22"/>
+          <w:shd w:fill="auto" w:val="clear"/>
+        </w:rPr>
+      </w:pPr>
+      <w:r>
+        <w:rPr>
+          <w:rFonts w:ascii="Calibri" w:hAnsi="Calibri" w:cs="Calibri" w:eastAsia="Calibri"/>
+          <w:color w:val="auto"/>
+          <w:spacing w:val="0"/>
+          <w:position w:val="0"/>
+          <w:sz w:val="22"/>
+          <w:shd w:fill="auto" w:val="clear"/>
+        </w:rPr>
+        <w:t xml:space="preserve">python  "D:\Mohamed Morsi\src\experiment\New folder\New folder\resize_bicubic.py"</w:t>
+      </w:r>
+    </w:p>
+    <w:p>
+      <w:pPr>
+        <w:spacing w:before="0" w:after="160" w:line="259"/>
+        <w:ind w:right="0" w:left="0" w:firstLine="0"/>
+        <w:jc w:val="left"/>
+        <w:rPr>
+          <w:rFonts w:ascii="Calibri" w:hAnsi="Calibri" w:cs="Calibri" w:eastAsia="Calibri"/>
+          <w:color w:val="auto"/>
+          <w:spacing w:val="0"/>
+          <w:position w:val="0"/>
+          <w:sz w:val="22"/>
+          <w:shd w:fill="auto" w:val="clear"/>
+        </w:rPr>
+      </w:pPr>
+    </w:p>
+    <w:p>
+      <w:pPr>
+        <w:spacing w:before="0" w:after="160" w:line="259"/>
+        <w:ind w:right="0" w:left="0" w:firstLine="0"/>
+        <w:jc w:val="left"/>
+        <w:rPr>
+          <w:rFonts w:ascii="Calibri" w:hAnsi="Calibri" w:cs="Calibri" w:eastAsia="Calibri"/>
+          <w:color w:val="auto"/>
+          <w:spacing w:val="0"/>
+          <w:position w:val="0"/>
+          <w:sz w:val="22"/>
+          <w:shd w:fill="auto" w:val="clear"/>
+        </w:rPr>
+      </w:pPr>
+    </w:p>
+    <w:p>
+      <w:pPr>
+        <w:spacing w:before="0" w:after="160" w:line="259"/>
+        <w:ind w:right="0" w:left="0" w:firstLine="0"/>
+        <w:jc w:val="left"/>
+        <w:rPr>
+          <w:rFonts w:ascii="Calibri" w:hAnsi="Calibri" w:cs="Calibri" w:eastAsia="Calibri"/>
+          <w:color w:val="auto"/>
+          <w:spacing w:val="0"/>
+          <w:position w:val="0"/>
+          <w:sz w:val="22"/>
+          <w:shd w:fill="auto" w:val="clear"/>
+        </w:rPr>
+      </w:pPr>
+    </w:p>
+    <w:p>
+      <w:pPr>
+        <w:spacing w:before="0" w:after="160" w:line="259"/>
+        <w:ind w:right="0" w:left="0" w:firstLine="0"/>
+        <w:jc w:val="left"/>
+        <w:rPr>
+          <w:rFonts w:ascii="Calibri" w:hAnsi="Calibri" w:cs="Calibri" w:eastAsia="Calibri"/>
+          <w:color w:val="auto"/>
+          <w:spacing w:val="0"/>
+          <w:position w:val="0"/>
+          <w:sz w:val="22"/>
+          <w:shd w:fill="auto" w:val="clear"/>
+        </w:rPr>
+      </w:pPr>
+      <w:r>
+        <w:rPr>
+          <w:rFonts w:ascii="Calibri" w:hAnsi="Calibri" w:cs="Calibri" w:eastAsia="Calibri"/>
+          <w:color w:val="auto"/>
+          <w:spacing w:val="0"/>
+          <w:position w:val="0"/>
+          <w:sz w:val="22"/>
+          <w:shd w:fill="auto" w:val="clear"/>
+        </w:rPr>
+        <w:t xml:space="preserve">python  "D:\Mohamed Morsi\src\experiment\ELAN_bestx3\Test\Record results_test2.py"</w:t>
+      </w:r>
+    </w:p>
+    <w:p>
+      <w:pPr>
+        <w:spacing w:before="0" w:after="160" w:line="259"/>
+        <w:ind w:right="0" w:left="0" w:firstLine="0"/>
+        <w:jc w:val="left"/>
+        <w:rPr>
+          <w:rFonts w:ascii="Calibri" w:hAnsi="Calibri" w:cs="Calibri" w:eastAsia="Calibri"/>
+          <w:color w:val="auto"/>
+          <w:spacing w:val="0"/>
+          <w:position w:val="0"/>
+          <w:sz w:val="22"/>
+          <w:shd w:fill="auto" w:val="clear"/>
+        </w:rPr>
+      </w:pPr>
+    </w:p>
+    <w:p>
+      <w:pPr>
+        <w:spacing w:before="0" w:after="160" w:line="259"/>
+        <w:ind w:right="0" w:left="0" w:firstLine="0"/>
+        <w:jc w:val="left"/>
+        <w:rPr>
+          <w:rFonts w:ascii="Calibri" w:hAnsi="Calibri" w:cs="Calibri" w:eastAsia="Calibri"/>
+          <w:color w:val="auto"/>
+          <w:spacing w:val="0"/>
+          <w:position w:val="0"/>
+          <w:sz w:val="22"/>
+          <w:shd w:fill="auto" w:val="clear"/>
+        </w:rPr>
+      </w:pPr>
+      <w:r>
+        <w:rPr>
+          <w:rFonts w:ascii="Calibri" w:hAnsi="Calibri" w:cs="Calibri" w:eastAsia="Calibri"/>
+          <w:color w:val="auto"/>
+          <w:spacing w:val="0"/>
+          <w:position w:val="0"/>
+          <w:sz w:val="22"/>
+          <w:shd w:fill="auto" w:val="clear"/>
+        </w:rPr>
+        <w:t xml:space="preserve">python  "D:\Mohamed Morsi\codes for analysis\New folder\extract_images.py"</w:t>
+      </w:r>
+    </w:p>
+    <w:p>
+      <w:pPr>
+        <w:spacing w:before="0" w:after="160" w:line="259"/>
+        <w:ind w:right="0" w:left="0" w:firstLine="0"/>
+        <w:jc w:val="left"/>
+        <w:rPr>
+          <w:rFonts w:ascii="Calibri" w:hAnsi="Calibri" w:cs="Calibri" w:eastAsia="Calibri"/>
+          <w:color w:val="auto"/>
+          <w:spacing w:val="0"/>
+          <w:position w:val="0"/>
+          <w:sz w:val="22"/>
+          <w:shd w:fill="auto" w:val="clear"/>
+        </w:rPr>
+      </w:pPr>
+      <w:r>
+        <w:rPr>
+          <w:rFonts w:ascii="Calibri" w:hAnsi="Calibri" w:cs="Calibri" w:eastAsia="Calibri"/>
+          <w:color w:val="auto"/>
+          <w:spacing w:val="0"/>
+          <w:position w:val="0"/>
+          <w:sz w:val="22"/>
+          <w:shd w:fill="auto" w:val="clear"/>
+        </w:rPr>
+        <w:t xml:space="preserve">python  "D:\Mohamed Morsi\codes for analysis\New folder (2)\display_comparison.py"</w:t>
+      </w:r>
+    </w:p>
+    <w:p>
+      <w:pPr>
+        <w:spacing w:before="0" w:after="160" w:line="259"/>
+        <w:ind w:right="0" w:left="0" w:firstLine="0"/>
+        <w:jc w:val="left"/>
+        <w:rPr>
+          <w:rFonts w:ascii="Calibri" w:hAnsi="Calibri" w:cs="Calibri" w:eastAsia="Calibri"/>
+          <w:color w:val="auto"/>
+          <w:spacing w:val="0"/>
+          <w:position w:val="0"/>
+          <w:sz w:val="22"/>
+          <w:shd w:fill="auto" w:val="clear"/>
+        </w:rPr>
+      </w:pPr>
+    </w:p>
+    <w:p>
+      <w:pPr>
+        <w:spacing w:before="0" w:after="160" w:line="259"/>
+        <w:ind w:right="0" w:left="0" w:firstLine="0"/>
+        <w:jc w:val="left"/>
+        <w:rPr>
+          <w:rFonts w:ascii="Calibri" w:hAnsi="Calibri" w:cs="Calibri" w:eastAsia="Calibri"/>
+          <w:color w:val="auto"/>
+          <w:spacing w:val="0"/>
+          <w:position w:val="0"/>
+          <w:sz w:val="22"/>
+          <w:shd w:fill="auto" w:val="clear"/>
+        </w:rPr>
+      </w:pPr>
+      <w:r>
+        <w:rPr>
+          <w:rFonts w:ascii="Calibri" w:hAnsi="Calibri" w:cs="Calibri" w:eastAsia="Calibri"/>
+          <w:color w:val="auto"/>
+          <w:spacing w:val="0"/>
+          <w:position w:val="0"/>
+          <w:sz w:val="22"/>
+          <w:shd w:fill="auto" w:val="clear"/>
+        </w:rPr>
+        <w:t xml:space="preserve">##############################################################################</w:t>
+      </w:r>
     </w:p>
     <w:p>
       <w:pPr>
